--- a/zht/docx/39.content.docx
+++ b/zht/docx/39.content.docx
@@ -19,7 +19,7 @@
         <w:rPr>
           <w:lang w:val="zh_TW" w:bidi="zh_TW"/>
         </w:rPr>
-        <w:t>Resource: 研讀筆記 - 書籍簡介 (Tyndale)</w:t>
+        <w:t>Resource: Tyndale Open Study Notes</w:t>
       </w:r>
       <w:r>
         <w:rPr>
@@ -112,7 +112,7 @@
         <w:rPr>
           <w:lang w:val="zh_TW" w:bidi="zh_TW"/>
         </w:rPr>
-        <w:t>研讀筆記 - 書籍簡介 (Tyndale)</w:t>
+        <w:t>Tyndale Open Study Notes</w:t>
       </w:r>
     </w:p>
     <w:p>

--- a/zht/docx/39.content.docx
+++ b/zht/docx/39.content.docx
@@ -19,7 +19,7 @@
         <w:rPr>
           <w:lang w:val="zh_TW" w:bidi="zh_TW"/>
         </w:rPr>
-        <w:t>Resource: Tyndale Open Study Notes</w:t>
+        <w:t>Resource: Aquifer Open Study Notes (Book Intros)</w:t>
       </w:r>
       <w:r>
         <w:rPr>
@@ -112,7 +112,7 @@
         <w:rPr>
           <w:lang w:val="zh_TW" w:bidi="zh_TW"/>
         </w:rPr>
-        <w:t>Tyndale Open Study Notes</w:t>
+        <w:t>Aquifer Open Study Notes (Book Intros)</w:t>
       </w:r>
     </w:p>
     <w:p>

--- a/zht/docx/39.content.docx
+++ b/zht/docx/39.content.docx
@@ -233,18 +233,12 @@
         </w:rPr>
         <w:t>瑪拉基的事工具有多個方面。他是敏感的牧者，向沮喪的百姓傳達神的愛。他是有智慧的神學家，教導猶大百姓強調神本質的基本教義。他是嚴厲的先知，斥責腐敗的祭司並警告神將會審判他們。他是屬靈的導師，呼籲他的百姓以更真誠的心敬拜，並挑戰他們要按照神聖約的道德標準生活。他傳達神對以色列簡單但重要的話語：「我曾愛你們」（</w:t>
       </w:r>
-      <w:hyperlink r:id="rId13">
-        <w:r>
-          <w:rPr>
-            <w:lang w:val="zh_TW" w:bidi="zh_TW"/>
-          </w:rPr>
-          <w:rPr>
-            <w:color w:val="0000EE"/>
-            <w:u w:val="single"/>
-          </w:rPr>
-          <w:t>1:2</w:t>
-        </w:r>
-      </w:hyperlink>
+      <w:r>
+        <w:rPr>
+          <w:lang w:val="zh_TW" w:bidi="zh_TW"/>
+        </w:rPr>
+        <w:t>1:2</w:t>
+      </w:r>
       <w:r>
         <w:rPr>
           <w:lang w:val="zh_TW" w:bidi="zh_TW"/>
@@ -317,108 +311,72 @@
         </w:rPr>
         <w:t>瑪拉基面對的是一群宗教上消極、政治上充滿懷疑以及屬靈上失望的人。他們期待繁榮（</w:t>
       </w:r>
-      <w:hyperlink r:id="rId14">
-        <w:r>
-          <w:rPr>
-            <w:lang w:val="zh_TW" w:bidi="zh_TW"/>
-          </w:rPr>
-          <w:rPr>
-            <w:color w:val="0000EE"/>
-            <w:u w:val="single"/>
-          </w:rPr>
-          <w:t>該2:7</w:t>
-        </w:r>
-      </w:hyperlink>
+      <w:r>
+        <w:rPr>
+          <w:lang w:val="zh_TW" w:bidi="zh_TW"/>
+        </w:rPr>
+        <w:t>該2:7</w:t>
+      </w:r>
       <w:r>
         <w:rPr>
           <w:lang w:val="zh_TW" w:bidi="zh_TW"/>
         </w:rPr>
         <w:t>、</w:t>
       </w:r>
-      <w:hyperlink r:id="rId15">
-        <w:r>
-          <w:rPr>
-            <w:lang w:val="zh_TW" w:bidi="zh_TW"/>
-          </w:rPr>
-          <w:rPr>
-            <w:color w:val="0000EE"/>
-            <w:u w:val="single"/>
-          </w:rPr>
-          <w:t>18–19</w:t>
-        </w:r>
-      </w:hyperlink>
+      <w:r>
+        <w:rPr>
+          <w:lang w:val="zh_TW" w:bidi="zh_TW"/>
+        </w:rPr>
+        <w:t>18–19</w:t>
+      </w:r>
       <w:r>
         <w:rPr>
           <w:lang w:val="zh_TW" w:bidi="zh_TW"/>
         </w:rPr>
         <w:t>）、出自大衛後裔的王（</w:t>
       </w:r>
-      <w:hyperlink r:id="rId16">
-        <w:r>
-          <w:rPr>
-            <w:lang w:val="zh_TW" w:bidi="zh_TW"/>
-          </w:rPr>
-          <w:rPr>
-            <w:color w:val="0000EE"/>
-            <w:u w:val="single"/>
-          </w:rPr>
-          <w:t>結34:13</w:t>
-        </w:r>
-      </w:hyperlink>
+      <w:r>
+        <w:rPr>
+          <w:lang w:val="zh_TW" w:bidi="zh_TW"/>
+        </w:rPr>
+        <w:t>結34:13</w:t>
+      </w:r>
       <w:r>
         <w:rPr>
           <w:lang w:val="zh_TW" w:bidi="zh_TW"/>
         </w:rPr>
         <w:t>、</w:t>
       </w:r>
-      <w:hyperlink r:id="rId17">
-        <w:r>
-          <w:rPr>
-            <w:lang w:val="zh_TW" w:bidi="zh_TW"/>
-          </w:rPr>
-          <w:rPr>
-            <w:color w:val="0000EE"/>
-            <w:u w:val="single"/>
-          </w:rPr>
-          <w:t>23–24</w:t>
-        </w:r>
-      </w:hyperlink>
+      <w:r>
+        <w:rPr>
+          <w:lang w:val="zh_TW" w:bidi="zh_TW"/>
+        </w:rPr>
+        <w:t>23–24</w:t>
+      </w:r>
       <w:r>
         <w:rPr>
           <w:lang w:val="zh_TW" w:bidi="zh_TW"/>
         </w:rPr>
         <w:t>）以及藉著耶利米所應許的新約（</w:t>
       </w:r>
-      <w:hyperlink r:id="rId18">
-        <w:r>
-          <w:rPr>
-            <w:lang w:val="zh_TW" w:bidi="zh_TW"/>
-          </w:rPr>
-          <w:rPr>
-            <w:color w:val="0000EE"/>
-            <w:u w:val="single"/>
-          </w:rPr>
-          <w:t>耶31:23</w:t>
-        </w:r>
-      </w:hyperlink>
+      <w:r>
+        <w:rPr>
+          <w:lang w:val="zh_TW" w:bidi="zh_TW"/>
+        </w:rPr>
+        <w:t>耶31:23</w:t>
+      </w:r>
       <w:r>
         <w:rPr>
           <w:lang w:val="zh_TW" w:bidi="zh_TW"/>
         </w:rPr>
         <w:t>、</w:t>
       </w:r>
-      <w:hyperlink r:id="rId19">
-        <w:r>
-          <w:rPr>
-            <w:lang w:val="zh_TW" w:bidi="zh_TW"/>
-          </w:rPr>
-          <w:rPr>
-            <w:color w:val="0000EE"/>
-            <w:u w:val="single"/>
-          </w:rPr>
-          <w:t>31–34</w:t>
-        </w:r>
-      </w:hyperlink>
+      <w:r>
+        <w:rPr>
+          <w:lang w:val="zh_TW" w:bidi="zh_TW"/>
+        </w:rPr>
+        <w:t>31–34</w:t>
+      </w:r>
       <w:r>
         <w:rPr>
           <w:lang w:val="zh_TW" w:bidi="zh_TW"/>
@@ -450,126 +408,84 @@
         </w:rPr>
         <w:t>瑪拉基提出了與神相關的簡要神學理論，旨在糾正猶大百姓對他們與耶和華之間聖約關係的錯誤認識。瑪拉基在他的第一個信息中（</w:t>
       </w:r>
-      <w:hyperlink r:id="rId20">
-        <w:r>
-          <w:rPr>
-            <w:lang w:val="zh_TW" w:bidi="zh_TW"/>
-          </w:rPr>
-          <w:rPr>
-            <w:color w:val="0000EE"/>
-            <w:u w:val="single"/>
-          </w:rPr>
-          <w:t>1:2–5</w:t>
-        </w:r>
-      </w:hyperlink>
+      <w:r>
+        <w:rPr>
+          <w:lang w:val="zh_TW" w:bidi="zh_TW"/>
+        </w:rPr>
+        <w:t>1:2–5</w:t>
+      </w:r>
       <w:r>
         <w:rPr>
           <w:lang w:val="zh_TW" w:bidi="zh_TW"/>
         </w:rPr>
         <w:t>）引入論點——神曾愛以色列（</w:t>
       </w:r>
-      <w:hyperlink r:id="rId13">
-        <w:r>
-          <w:rPr>
-            <w:lang w:val="zh_TW" w:bidi="zh_TW"/>
-          </w:rPr>
-          <w:rPr>
-            <w:color w:val="0000EE"/>
-            <w:u w:val="single"/>
-          </w:rPr>
-          <w:t>1:2</w:t>
-        </w:r>
-      </w:hyperlink>
+      <w:r>
+        <w:rPr>
+          <w:lang w:val="zh_TW" w:bidi="zh_TW"/>
+        </w:rPr>
+        <w:t>1:2</w:t>
+      </w:r>
       <w:r>
         <w:rPr>
           <w:lang w:val="zh_TW" w:bidi="zh_TW"/>
         </w:rPr>
         <w:t>）。他在接下來的五個信息中，就這一論點與他的聽眾辯論。第二個信息（</w:t>
       </w:r>
-      <w:hyperlink r:id="rId21">
-        <w:r>
-          <w:rPr>
-            <w:lang w:val="zh_TW" w:bidi="zh_TW"/>
-          </w:rPr>
-          <w:rPr>
-            <w:color w:val="0000EE"/>
-            <w:u w:val="single"/>
-          </w:rPr>
-          <w:t>1:6–2:9</w:t>
-        </w:r>
-      </w:hyperlink>
+      <w:r>
+        <w:rPr>
+          <w:lang w:val="zh_TW" w:bidi="zh_TW"/>
+        </w:rPr>
+        <w:t>1:6–2:9</w:t>
+      </w:r>
       <w:r>
         <w:rPr>
           <w:lang w:val="zh_TW" w:bidi="zh_TW"/>
         </w:rPr>
         <w:t>），特別針對在第二聖殿中服事的祭司和利未人，確認神是全以色列的主人和父，並且值得人們真心敬拜。第三個信息（</w:t>
       </w:r>
-      <w:hyperlink r:id="rId22">
-        <w:r>
-          <w:rPr>
-            <w:lang w:val="zh_TW" w:bidi="zh_TW"/>
-          </w:rPr>
-          <w:rPr>
-            <w:color w:val="0000EE"/>
-            <w:u w:val="single"/>
-          </w:rPr>
-          <w:t>2:10–16</w:t>
-        </w:r>
-      </w:hyperlink>
+      <w:r>
+        <w:rPr>
+          <w:lang w:val="zh_TW" w:bidi="zh_TW"/>
+        </w:rPr>
+        <w:t>2:10–16</w:t>
+      </w:r>
       <w:r>
         <w:rPr>
           <w:lang w:val="zh_TW" w:bidi="zh_TW"/>
         </w:rPr>
         <w:t>）將神之愛的意義，擴展到人際關係，尤其是婚姻。第四個信息（</w:t>
       </w:r>
-      <w:hyperlink r:id="rId23">
-        <w:r>
-          <w:rPr>
-            <w:lang w:val="zh_TW" w:bidi="zh_TW"/>
-          </w:rPr>
-          <w:rPr>
-            <w:color w:val="0000EE"/>
-            <w:u w:val="single"/>
-          </w:rPr>
-          <w:t>2:17–3:5</w:t>
-        </w:r>
-      </w:hyperlink>
+      <w:r>
+        <w:rPr>
+          <w:lang w:val="zh_TW" w:bidi="zh_TW"/>
+        </w:rPr>
+        <w:t>2:17–3:5</w:t>
+      </w:r>
       <w:r>
         <w:rPr>
           <w:lang w:val="zh_TW" w:bidi="zh_TW"/>
         </w:rPr>
         <w:t>）強調神的公義，呼籲在言語和行事上誠實，並尋求真正的社會關懷。第五個信息（</w:t>
       </w:r>
-      <w:hyperlink r:id="rId24">
-        <w:r>
-          <w:rPr>
-            <w:lang w:val="zh_TW" w:bidi="zh_TW"/>
-          </w:rPr>
-          <w:rPr>
-            <w:color w:val="0000EE"/>
-            <w:u w:val="single"/>
-          </w:rPr>
-          <w:t>3:6–12</w:t>
-        </w:r>
-      </w:hyperlink>
+      <w:r>
+        <w:rPr>
+          <w:lang w:val="zh_TW" w:bidi="zh_TW"/>
+        </w:rPr>
+        <w:t>3:6–12</w:t>
+      </w:r>
       <w:r>
         <w:rPr>
           <w:lang w:val="zh_TW" w:bidi="zh_TW"/>
         </w:rPr>
         <w:t>）強調神對其話語的信實，並呼籲以色列應以同樣的忠心敬拜，特別是在奉獻和捐獻上。最後的信息（</w:t>
       </w:r>
-      <w:hyperlink r:id="rId25">
-        <w:r>
-          <w:rPr>
-            <w:lang w:val="zh_TW" w:bidi="zh_TW"/>
-          </w:rPr>
-          <w:rPr>
-            <w:color w:val="0000EE"/>
-            <w:u w:val="single"/>
-          </w:rPr>
-          <w:t>3:13–4:3</w:t>
-        </w:r>
-      </w:hyperlink>
+      <w:r>
+        <w:rPr>
+          <w:lang w:val="zh_TW" w:bidi="zh_TW"/>
+        </w:rPr>
+        <w:t>3:13–4:3</w:t>
+      </w:r>
       <w:r>
         <w:rPr>
           <w:lang w:val="zh_TW" w:bidi="zh_TW"/>
@@ -590,36 +506,24 @@
         </w:rPr>
         <w:t>瑪拉基在講道中展現了牧者的心，以鼓勵的信息開始和結束（</w:t>
       </w:r>
-      <w:hyperlink r:id="rId13">
-        <w:r>
-          <w:rPr>
-            <w:lang w:val="zh_TW" w:bidi="zh_TW"/>
-          </w:rPr>
-          <w:rPr>
-            <w:color w:val="0000EE"/>
-            <w:u w:val="single"/>
-          </w:rPr>
-          <w:t>1:2</w:t>
-        </w:r>
-      </w:hyperlink>
+      <w:r>
+        <w:rPr>
+          <w:lang w:val="zh_TW" w:bidi="zh_TW"/>
+        </w:rPr>
+        <w:t>1:2</w:t>
+      </w:r>
       <w:r>
         <w:rPr>
           <w:lang w:val="zh_TW" w:bidi="zh_TW"/>
         </w:rPr>
         <w:t>，</w:t>
       </w:r>
-      <w:hyperlink r:id="rId26">
-        <w:r>
-          <w:rPr>
-            <w:lang w:val="zh_TW" w:bidi="zh_TW"/>
-          </w:rPr>
-          <w:rPr>
-            <w:color w:val="0000EE"/>
-            <w:u w:val="single"/>
-          </w:rPr>
-          <w:t>4:2</w:t>
-        </w:r>
-      </w:hyperlink>
+      <w:r>
+        <w:rPr>
+          <w:lang w:val="zh_TW" w:bidi="zh_TW"/>
+        </w:rPr>
+        <w:t>4:2</w:t>
+      </w:r>
       <w:r>
         <w:rPr>
           <w:lang w:val="zh_TW" w:bidi="zh_TW"/>
@@ -651,36 +555,24 @@
         </w:rPr>
         <w:t>瑪拉基書對於作者的身分保持沉默，但一般認為先知瑪拉基記錄了自己的講道，因為在</w:t>
       </w:r>
-      <w:hyperlink r:id="rId27">
-        <w:r>
-          <w:rPr>
-            <w:lang w:val="zh_TW" w:bidi="zh_TW"/>
-          </w:rPr>
-          <w:rPr>
-            <w:color w:val="0000EE"/>
-            <w:u w:val="single"/>
-          </w:rPr>
-          <w:t>一章1節</w:t>
-        </w:r>
-      </w:hyperlink>
+      <w:r>
+        <w:rPr>
+          <w:lang w:val="zh_TW" w:bidi="zh_TW"/>
+        </w:rPr>
+        <w:t>一章1節</w:t>
+      </w:r>
       <w:r>
         <w:rPr>
           <w:lang w:val="zh_TW" w:bidi="zh_TW"/>
         </w:rPr>
         <w:t>中有這樣的陳述：「耶和華藉先知瑪拉基傳給以色列的默示」。除了這本書之外，我們對瑪拉基一無所知；即便在書中，唯一提供的作者生平資料，就是他是先知（</w:t>
       </w:r>
-      <w:hyperlink r:id="rId27">
-        <w:r>
-          <w:rPr>
-            <w:lang w:val="zh_TW" w:bidi="zh_TW"/>
-          </w:rPr>
-          <w:rPr>
-            <w:color w:val="0000EE"/>
-            <w:u w:val="single"/>
-          </w:rPr>
-          <w:t>1:1</w:t>
-        </w:r>
-      </w:hyperlink>
+      <w:r>
+        <w:rPr>
+          <w:lang w:val="zh_TW" w:bidi="zh_TW"/>
+        </w:rPr>
+        <w:t>1:1</w:t>
+      </w:r>
       <w:r>
         <w:rPr>
           <w:lang w:val="zh_TW" w:bidi="zh_TW"/>
@@ -712,72 +604,48 @@
         </w:rPr>
         <w:t>與其它先知書不同，瑪拉基沒有使用日期公式（例如</w:t>
       </w:r>
-      <w:hyperlink r:id="rId28">
-        <w:r>
-          <w:rPr>
-            <w:lang w:val="zh_TW" w:bidi="zh_TW"/>
-          </w:rPr>
-          <w:rPr>
-            <w:color w:val="0000EE"/>
-            <w:u w:val="single"/>
-          </w:rPr>
-          <w:t>番1:1</w:t>
-        </w:r>
-      </w:hyperlink>
+      <w:r>
+        <w:rPr>
+          <w:lang w:val="zh_TW" w:bidi="zh_TW"/>
+        </w:rPr>
+        <w:t>番1:1</w:t>
+      </w:r>
       <w:r>
         <w:rPr>
           <w:lang w:val="zh_TW" w:bidi="zh_TW"/>
         </w:rPr>
         <w:t>；</w:t>
       </w:r>
-      <w:hyperlink r:id="rId29">
-        <w:r>
-          <w:rPr>
-            <w:lang w:val="zh_TW" w:bidi="zh_TW"/>
-          </w:rPr>
-          <w:rPr>
-            <w:color w:val="0000EE"/>
-            <w:u w:val="single"/>
-          </w:rPr>
-          <w:t>該1:1</w:t>
-        </w:r>
-      </w:hyperlink>
+      <w:r>
+        <w:rPr>
+          <w:lang w:val="zh_TW" w:bidi="zh_TW"/>
+        </w:rPr>
+        <w:t>該1:1</w:t>
+      </w:r>
       <w:r>
         <w:rPr>
           <w:lang w:val="zh_TW" w:bidi="zh_TW"/>
         </w:rPr>
         <w:t>；</w:t>
       </w:r>
-      <w:hyperlink r:id="rId30">
-        <w:r>
-          <w:rPr>
-            <w:lang w:val="zh_TW" w:bidi="zh_TW"/>
-          </w:rPr>
-          <w:rPr>
-            <w:color w:val="0000EE"/>
-            <w:u w:val="single"/>
-          </w:rPr>
-          <w:t>亞1:1</w:t>
-        </w:r>
-      </w:hyperlink>
+      <w:r>
+        <w:rPr>
+          <w:lang w:val="zh_TW" w:bidi="zh_TW"/>
+        </w:rPr>
+        <w:t>亞1:1</w:t>
+      </w:r>
       <w:r>
         <w:rPr>
           <w:lang w:val="zh_TW" w:bidi="zh_TW"/>
         </w:rPr>
         <w:t>），將先知的信息與任何特定王的統治時期聯繫起來。瑪拉基的用語與哈該和撒迦利亞相似，似乎瑪拉基是比這兩位先知稍晚的同時代人。雖然我們未能確定，但瑪拉基信息的背景，有可能是波斯人和希臘人在馬拉松（Marathon）的戰爭（約公元前490年）。先知可能認為東方與西方之間的巨大鬥爭，實現了哈該預言的一部分，即神要「震動天地」，並「傾覆列國的寶座」（</w:t>
       </w:r>
-      <w:hyperlink r:id="rId31">
-        <w:r>
-          <w:rPr>
-            <w:lang w:val="zh_TW" w:bidi="zh_TW"/>
-          </w:rPr>
-          <w:rPr>
-            <w:color w:val="0000EE"/>
-            <w:u w:val="single"/>
-          </w:rPr>
-          <w:t>該2:21–22</w:t>
-        </w:r>
-      </w:hyperlink>
+      <w:r>
+        <w:rPr>
+          <w:lang w:val="zh_TW" w:bidi="zh_TW"/>
+        </w:rPr>
+        <w:t>該2:21–22</w:t>
+      </w:r>
       <w:r>
         <w:rPr>
           <w:lang w:val="zh_TW" w:bidi="zh_TW"/>
@@ -809,36 +677,24 @@
         </w:rPr>
         <w:t>瑪拉基預言的文體，類似法律程序（或在審判中的演講）和辯論。辯論將說話者與其聽眾置於對抗的對話中。在瑪拉基書中，這樣的辯論通常包括（1）先知宣告的真理主張，（2）聽眾以問題形式提出反駁，（3）先知重申其初始前提，回應聽眾的反駁，以及（4）提供額外的支持證據。在聖約訴訟和辯論中，人們所期盼的結果，是通過消除對手辯論的根據，使對手無言以對。這種修辭問句和論證格式，興起後來猶太教拉比學校，在闡述時的特有對話方式（另見耶穌在</w:t>
       </w:r>
-      <w:hyperlink r:id="rId32">
-        <w:r>
-          <w:rPr>
-            <w:lang w:val="zh_TW" w:bidi="zh_TW"/>
-          </w:rPr>
-          <w:rPr>
-            <w:color w:val="0000EE"/>
-            <w:u w:val="single"/>
-          </w:rPr>
-          <w:t>太5:21–22</w:t>
-        </w:r>
-      </w:hyperlink>
+      <w:r>
+        <w:rPr>
+          <w:lang w:val="zh_TW" w:bidi="zh_TW"/>
+        </w:rPr>
+        <w:t>太5:21–22</w:t>
+      </w:r>
       <w:r>
         <w:rPr>
           <w:lang w:val="zh_TW" w:bidi="zh_TW"/>
         </w:rPr>
         <w:t>、</w:t>
       </w:r>
-      <w:hyperlink r:id="rId33">
-        <w:r>
-          <w:rPr>
-            <w:lang w:val="zh_TW" w:bidi="zh_TW"/>
-          </w:rPr>
-          <w:rPr>
-            <w:color w:val="0000EE"/>
-            <w:u w:val="single"/>
-          </w:rPr>
-          <w:t>27–28</w:t>
-        </w:r>
-      </w:hyperlink>
+      <w:r>
+        <w:rPr>
+          <w:lang w:val="zh_TW" w:bidi="zh_TW"/>
+        </w:rPr>
+        <w:t>27–28</w:t>
+      </w:r>
       <w:r>
         <w:rPr>
           <w:lang w:val="zh_TW" w:bidi="zh_TW"/>
